--- a/documents/자기소개서_이학산.docx
+++ b/documents/자기소개서_이학산.docx
@@ -81,14 +81,6 @@
       </w:pPr>
       <w:r>
         <w:t>학력·전공 정보 — 확보된 자료에 없어 본문에 포함하지 않음.</w:t>
-      </w:r>
-    </w:p>
-    <w:p>
-      <w:pPr>
-        <w:pStyle w:val="ListBullet"/>
-      </w:pPr>
-      <w:r>
-        <w:t>SevMerge가 팀 프로젝트인지 개인 프로젝트인지 — 확인 후 "4주간 매일 저녁 시간을 쏟아"라는 표현을 "팀원들과 함께" 등으로 수정할 수 있음.</w:t>
       </w:r>
     </w:p>
     <w:p>

--- a/documents/자기소개서_이학산.docx
+++ b/documents/자기소개서_이학산.docx
@@ -46,7 +46,7 @@
     </w:p>
     <w:p>
       <w:r>
-        <w:t>8월 26일 밤에는 한 과제에서 며칠째 막혀 자정이 넘도록 같은 오류를 붙잡고 있었습니다. 그만두고 싶었지만 저는 AI 도구를 붙잡고 처음부터 다시 설명하며 끝까지 밀어붙였고, 결국 그날 안에 마무리했습니다. 이 끈기는 그전에도 있었습니다. 혼자 독학으로 만든 첫 게임을 완성할 때도, 4주간 매일 저녁 시간을 쏟아 백엔드 프로젝트를 끝냈을 때도 마찬가지였습니다.</w:t>
+        <w:t>8월 26일 밤에는 한 과제에서 며칠째 막혀 자정이 넘도록 같은 오류를 붙잡고 있었습니다. 그만두고 싶었지만 저는 AI 도구를 붙잡고 처음부터 다시 설명하며 끝까지 밀어붙였고, 결국 그날 안에 마무리했습니다. 이 끈기는 그전에도 있었습니다. 4주간 매일 저녁 시간을 쏟아 백엔드 프로젝트를 끝냈을 때도 마찬가지였습니다.</w:t>
       </w:r>
     </w:p>
     <w:p>
